--- a/por/docx/46.content.docx
+++ b/por/docx/46.content.docx
@@ -333,108 +333,72 @@
         </w:rPr>
         <w:t xml:space="preserve">Escrito de Éfeso durante a terceira jornada missionária de Paulo, em resposta aos relatórios e perguntas que ele havia recebido da igreja em Corinto (veja </w:t>
       </w:r>
-      <w:hyperlink r:id="rId13">
-        <w:r>
-          <w:rPr>
-            <w:lang w:val="pt_PT" w:bidi="pt_PT"/>
-          </w:rPr>
-          <w:rPr>
-            <w:color w:val="0000EE"/>
-            <w:u w:val="single"/>
-          </w:rPr>
-          <w:t>1Co 1.11</w:t>
-        </w:r>
-      </w:hyperlink>
+      <w:r>
+        <w:rPr>
+          <w:lang w:val="pt_PT" w:bidi="pt_PT"/>
+        </w:rPr>
+        <w:t>1Co 1.11</w:t>
+      </w:r>
       <w:r>
         <w:rPr>
           <w:lang w:val="pt_PT" w:bidi="pt_PT"/>
         </w:rPr>
         <w:t xml:space="preserve">; </w:t>
       </w:r>
-      <w:hyperlink r:id="rId14">
-        <w:r>
-          <w:rPr>
-            <w:lang w:val="pt_PT" w:bidi="pt_PT"/>
-          </w:rPr>
-          <w:rPr>
-            <w:color w:val="0000EE"/>
-            <w:u w:val="single"/>
-          </w:rPr>
-          <w:t>5.1</w:t>
-        </w:r>
-      </w:hyperlink>
+      <w:r>
+        <w:rPr>
+          <w:lang w:val="pt_PT" w:bidi="pt_PT"/>
+        </w:rPr>
+        <w:t>5.1</w:t>
+      </w:r>
       <w:r>
         <w:rPr>
           <w:lang w:val="pt_PT" w:bidi="pt_PT"/>
         </w:rPr>
         <w:t xml:space="preserve">; </w:t>
       </w:r>
-      <w:hyperlink r:id="rId15">
-        <w:r>
-          <w:rPr>
-            <w:lang w:val="pt_PT" w:bidi="pt_PT"/>
-          </w:rPr>
-          <w:rPr>
-            <w:color w:val="0000EE"/>
-            <w:u w:val="single"/>
-          </w:rPr>
-          <w:t>7.1</w:t>
-        </w:r>
-      </w:hyperlink>
+      <w:r>
+        <w:rPr>
+          <w:lang w:val="pt_PT" w:bidi="pt_PT"/>
+        </w:rPr>
+        <w:t>7.1</w:t>
+      </w:r>
       <w:r>
         <w:rPr>
           <w:lang w:val="pt_PT" w:bidi="pt_PT"/>
         </w:rPr>
         <w:t xml:space="preserve">; </w:t>
       </w:r>
-      <w:hyperlink r:id="rId16">
-        <w:r>
-          <w:rPr>
-            <w:lang w:val="pt_PT" w:bidi="pt_PT"/>
-          </w:rPr>
-          <w:rPr>
-            <w:color w:val="0000EE"/>
-            <w:u w:val="single"/>
-          </w:rPr>
-          <w:t>8.1</w:t>
-        </w:r>
-      </w:hyperlink>
+      <w:r>
+        <w:rPr>
+          <w:lang w:val="pt_PT" w:bidi="pt_PT"/>
+        </w:rPr>
+        <w:t>8.1</w:t>
+      </w:r>
       <w:r>
         <w:rPr>
           <w:lang w:val="pt_PT" w:bidi="pt_PT"/>
         </w:rPr>
         <w:t xml:space="preserve">; </w:t>
       </w:r>
-      <w:hyperlink r:id="rId17">
-        <w:r>
-          <w:rPr>
-            <w:lang w:val="pt_PT" w:bidi="pt_PT"/>
-          </w:rPr>
-          <w:rPr>
-            <w:color w:val="0000EE"/>
-            <w:u w:val="single"/>
-          </w:rPr>
-          <w:t>12.1</w:t>
-        </w:r>
-      </w:hyperlink>
+      <w:r>
+        <w:rPr>
+          <w:lang w:val="pt_PT" w:bidi="pt_PT"/>
+        </w:rPr>
+        <w:t>12.1</w:t>
+      </w:r>
       <w:r>
         <w:rPr>
           <w:lang w:val="pt_PT" w:bidi="pt_PT"/>
         </w:rPr>
         <w:t xml:space="preserve">; </w:t>
       </w:r>
-      <w:hyperlink r:id="rId18">
-        <w:r>
-          <w:rPr>
-            <w:lang w:val="pt_PT" w:bidi="pt_PT"/>
-          </w:rPr>
-          <w:rPr>
-            <w:color w:val="0000EE"/>
-            <w:u w:val="single"/>
-          </w:rPr>
-          <w:t>16.1</w:t>
-        </w:r>
-      </w:hyperlink>
+      <w:r>
+        <w:rPr>
+          <w:lang w:val="pt_PT" w:bidi="pt_PT"/>
+        </w:rPr>
+        <w:t>16.1</w:t>
+      </w:r>
       <w:r>
         <w:rPr>
           <w:lang w:val="pt_PT" w:bidi="pt_PT"/>
